--- a/public/temas/ejercicio-3/ESQUEMA TEMA 19.docx
+++ b/public/temas/ejercicio-3/ESQUEMA TEMA 19.docx
@@ -194,7 +194,7 @@
           <w:b/>
           <w:sz w:val="22"/>
         </w:rPr>
-        <w:t>RD 571/2023</w:t>
+        <w:t>Real Decreto 571/2023</w:t>
       </w:r>
       <w:r>
         <w:rPr>
@@ -363,7 +363,7 @@
           <w:b/>
           <w:sz w:val="22"/>
         </w:rPr>
-        <w:t>RD 571/2023</w:t>
+        <w:t>Real Decreto 571/2023</w:t>
       </w:r>
       <w:r>
         <w:rPr>
@@ -595,7 +595,7 @@
           <w:rFonts w:ascii="Cambria" w:hAnsi="Cambria" w:cs="Cambria" w:eastAsia="Cambria"/>
           <w:sz w:val="22"/>
         </w:rPr>
-        <w:t xml:space="preserve"> desde el 17-1-2028, con disposiciones aplicables desde julio de 2026</w:t>
+        <w:t xml:space="preserve"> desde el 17 de enero de 2028, con disposiciones aplicables desde julio de 2026</w:t>
       </w:r>
     </w:p>
     <w:p>
@@ -703,7 +703,7 @@
           <w:b/>
           <w:sz w:val="22"/>
         </w:rPr>
-        <w:t>RD 571/2023</w:t>
+        <w:t>Real Decreto 571/2023</w:t>
       </w:r>
       <w:r>
         <w:rPr>
@@ -733,7 +733,7 @@
           <w:b/>
           <w:sz w:val="22"/>
         </w:rPr>
-        <w:t>RD 867/2025</w:t>
+        <w:t>Real Decreto 867/2025</w:t>
       </w:r>
     </w:p>
     <w:p>
@@ -864,14 +864,14 @@
           <w:b/>
           <w:sz w:val="22"/>
         </w:rPr>
-        <w:t>Resolución de 31-1-2024</w:t>
-      </w:r>
-      <w:r>
-        <w:rPr>
-          <w:rFonts w:ascii="Cambria" w:hAnsi="Cambria" w:cs="Cambria" w:eastAsia="Cambria"/>
-          <w:sz w:val="22"/>
-        </w:rPr>
-        <w:t xml:space="preserve"> (DG de Comercio Internacional e Inversiones): modelos normalizados, en vigor desde 1-2-2024</w:t>
+        <w:t>Resolución de 31 de enero de 2024</w:t>
+      </w:r>
+      <w:r>
+        <w:rPr>
+          <w:rFonts w:ascii="Cambria" w:hAnsi="Cambria" w:cs="Cambria" w:eastAsia="Cambria"/>
+          <w:sz w:val="22"/>
+        </w:rPr>
+        <w:t xml:space="preserve"> (DG de Comercio Internacional e Inversiones): modelos normalizados, en vigor desde 1 de febrero de 2024</w:t>
       </w:r>
     </w:p>
     <w:p>
@@ -1125,7 +1125,7 @@
           <w:b/>
           <w:sz w:val="22"/>
         </w:rPr>
-        <w:t>RD 571/2023</w:t>
+        <w:t>Real Decreto 571/2023</w:t>
       </w:r>
     </w:p>
     <w:p>
